--- a/labwork/15th_July_sql/MYSQL LAB2.docx
+++ b/labwork/15th_July_sql/MYSQL LAB2.docx
@@ -943,6 +943,7 @@
       </w:pPr>
       <w:r>
         <w:rPr>
+          <w:noProof/>
           <w:sz w:val="28"/>
           <w:szCs w:val="28"/>
         </w:rPr>
@@ -1022,6 +1023,7 @@
       </w:pPr>
       <w:r>
         <w:rPr>
+          <w:noProof/>
           <w:sz w:val="28"/>
           <w:szCs w:val="28"/>
         </w:rPr>
@@ -1091,6 +1093,7 @@
       </w:pPr>
       <w:r>
         <w:rPr>
+          <w:noProof/>
           <w:sz w:val="28"/>
           <w:szCs w:val="28"/>
         </w:rPr>
@@ -1165,6 +1168,7 @@
       </w:pPr>
       <w:r>
         <w:rPr>
+          <w:noProof/>
           <w:sz w:val="28"/>
           <w:szCs w:val="28"/>
         </w:rPr>
@@ -1271,6 +1275,7 @@
       </w:pPr>
       <w:r>
         <w:rPr>
+          <w:noProof/>
           <w:sz w:val="28"/>
           <w:szCs w:val="28"/>
         </w:rPr>
@@ -2614,7 +2619,15 @@
           <w:sz w:val="28"/>
           <w:szCs w:val="28"/>
         </w:rPr>
-        <w:t>department. Students need to create the tables, insert the records, and practice CREATE, INSERT, UPDATE, DELETE</w:t>
+        <w:t xml:space="preserve">department. Students need to create the tables, insert the records, and practice CREATE, INSERT, UPDATE, </w:t>
+      </w:r>
+      <w:proofErr w:type="gramStart"/>
+      <w:r>
+        <w:rPr>
+          <w:sz w:val="28"/>
+          <w:szCs w:val="28"/>
+        </w:rPr>
+        <w:t>DELETE</w:t>
       </w:r>
       <w:r>
         <w:rPr>
@@ -2630,6 +2643,7 @@
         </w:rPr>
         <w:t>,</w:t>
       </w:r>
+      <w:proofErr w:type="gramEnd"/>
       <w:r>
         <w:rPr>
           <w:sz w:val="28"/>
@@ -3220,7 +3234,7 @@
           <w:szCs w:val="28"/>
         </w:rPr>
         <w:drawing>
-          <wp:inline distT="0" distB="0" distL="0" distR="0" wp14:anchorId="6E596D06" wp14:editId="114E2343">
+          <wp:inline distT="0" distB="0" distL="0" distR="0" wp14:anchorId="6E596D06" wp14:editId="75ADDA6C">
             <wp:extent cx="3714750" cy="1755096"/>
             <wp:effectExtent l="0" t="0" r="0" b="0"/>
             <wp:docPr id="1580750446" name="Picture 24"/>
@@ -3377,7 +3391,23 @@
           <w:sz w:val="28"/>
           <w:szCs w:val="28"/>
         </w:rPr>
-        <w:t>a) Display the student name along with their department name.</w:t>
+        <w:t xml:space="preserve">a) Display the </w:t>
+      </w:r>
+      <w:proofErr w:type="gramStart"/>
+      <w:r>
+        <w:rPr>
+          <w:sz w:val="28"/>
+          <w:szCs w:val="28"/>
+        </w:rPr>
+        <w:t>student</w:t>
+      </w:r>
+      <w:proofErr w:type="gramEnd"/>
+      <w:r>
+        <w:rPr>
+          <w:sz w:val="28"/>
+          <w:szCs w:val="28"/>
+        </w:rPr>
+        <w:t xml:space="preserve"> name along with their department name.</w:t>
       </w:r>
       <w:r>
         <w:rPr>
@@ -3450,7 +3480,23 @@
           <w:szCs w:val="28"/>
         </w:rPr>
         <w:lastRenderedPageBreak/>
-        <w:t>b) Display the student name, department name, and HOD name.</w:t>
+        <w:t xml:space="preserve">b) Display the </w:t>
+      </w:r>
+      <w:proofErr w:type="gramStart"/>
+      <w:r>
+        <w:rPr>
+          <w:sz w:val="28"/>
+          <w:szCs w:val="28"/>
+        </w:rPr>
+        <w:t>student</w:t>
+      </w:r>
+      <w:proofErr w:type="gramEnd"/>
+      <w:r>
+        <w:rPr>
+          <w:sz w:val="28"/>
+          <w:szCs w:val="28"/>
+        </w:rPr>
+        <w:t xml:space="preserve"> name, department name, and HOD name.</w:t>
       </w:r>
       <w:r>
         <w:rPr>
@@ -3522,7 +3568,23 @@
           <w:sz w:val="28"/>
           <w:szCs w:val="28"/>
         </w:rPr>
-        <w:t>c) Display the student name, semester, and building of their department.</w:t>
+        <w:t xml:space="preserve">c) Display the </w:t>
+      </w:r>
+      <w:proofErr w:type="gramStart"/>
+      <w:r>
+        <w:rPr>
+          <w:sz w:val="28"/>
+          <w:szCs w:val="28"/>
+        </w:rPr>
+        <w:t>student</w:t>
+      </w:r>
+      <w:proofErr w:type="gramEnd"/>
+      <w:r>
+        <w:rPr>
+          <w:sz w:val="28"/>
+          <w:szCs w:val="28"/>
+        </w:rPr>
+        <w:t xml:space="preserve"> name, semester, and building of their department.</w:t>
       </w:r>
       <w:r>
         <w:rPr>
@@ -3681,7 +3743,23 @@
           <w:sz w:val="28"/>
           <w:szCs w:val="28"/>
         </w:rPr>
-        <w:t>e) Display the student name, department name, and CGPA.</w:t>
+        <w:t xml:space="preserve">e) Display the </w:t>
+      </w:r>
+      <w:proofErr w:type="gramStart"/>
+      <w:r>
+        <w:rPr>
+          <w:sz w:val="28"/>
+          <w:szCs w:val="28"/>
+        </w:rPr>
+        <w:t>student</w:t>
+      </w:r>
+      <w:proofErr w:type="gramEnd"/>
+      <w:r>
+        <w:rPr>
+          <w:sz w:val="28"/>
+          <w:szCs w:val="28"/>
+        </w:rPr>
+        <w:t xml:space="preserve"> name, department name, and CGPA.</w:t>
       </w:r>
       <w:r>
         <w:rPr>
@@ -3697,9 +3775,9 @@
           <w:szCs w:val="28"/>
         </w:rPr>
         <w:drawing>
-          <wp:inline distT="0" distB="0" distL="0" distR="0" wp14:anchorId="44CF2838" wp14:editId="0703709B">
-            <wp:extent cx="3724275" cy="3587530"/>
-            <wp:effectExtent l="0" t="0" r="0" b="0"/>
+          <wp:inline distT="0" distB="0" distL="0" distR="0" wp14:anchorId="44CF2838" wp14:editId="541ECA0E">
+            <wp:extent cx="3540642" cy="3410641"/>
+            <wp:effectExtent l="0" t="0" r="3175" b="0"/>
             <wp:docPr id="1095966609" name="Picture 30"/>
             <wp:cNvGraphicFramePr>
               <a:graphicFrameLocks xmlns:a="http://schemas.openxmlformats.org/drawingml/2006/main" noChangeAspect="1"/>
@@ -3727,7 +3805,7 @@
                   <pic:spPr bwMode="auto">
                     <a:xfrm>
                       <a:off x="0" y="0"/>
-                      <a:ext cx="3739166" cy="3601875"/>
+                      <a:ext cx="3560534" cy="3429803"/>
                     </a:xfrm>
                     <a:prstGeom prst="rect">
                       <a:avLst/>
@@ -3787,6 +3865,7 @@
           <w:szCs w:val="28"/>
         </w:rPr>
       </w:pPr>
+      <w:proofErr w:type="gramStart"/>
       <w:r>
         <w:rPr>
           <w:sz w:val="28"/>
@@ -3799,7 +3878,15 @@
           <w:sz w:val="28"/>
           <w:szCs w:val="28"/>
         </w:rPr>
-        <w:t xml:space="preserve"> :- </w:t>
+        <w:t xml:space="preserve"> :</w:t>
+      </w:r>
+      <w:proofErr w:type="gramEnd"/>
+      <w:r>
+        <w:rPr>
+          <w:sz w:val="28"/>
+          <w:szCs w:val="28"/>
+        </w:rPr>
+        <w:t xml:space="preserve">- </w:t>
       </w:r>
       <w:r>
         <w:rPr>
@@ -3866,22 +3953,22 @@
           <w:sz w:val="28"/>
           <w:szCs w:val="28"/>
         </w:rPr>
+        <w:t>CREATE</w:t>
+      </w:r>
+    </w:p>
+    <w:p>
+      <w:pPr>
+        <w:rPr>
+          <w:sz w:val="28"/>
+          <w:szCs w:val="28"/>
+        </w:rPr>
+      </w:pPr>
+      <w:r>
+        <w:rPr>
+          <w:sz w:val="28"/>
+          <w:szCs w:val="28"/>
+        </w:rPr>
         <w:lastRenderedPageBreak/>
-        <w:t>CREATE</w:t>
-      </w:r>
-    </w:p>
-    <w:p>
-      <w:pPr>
-        <w:rPr>
-          <w:sz w:val="28"/>
-          <w:szCs w:val="28"/>
-        </w:rPr>
-      </w:pPr>
-      <w:r>
-        <w:rPr>
-          <w:sz w:val="28"/>
-          <w:szCs w:val="28"/>
-        </w:rPr>
         <w:t xml:space="preserve">a) Create a database named </w:t>
       </w:r>
       <w:proofErr w:type="spellStart"/>
@@ -3936,6 +4023,54 @@
           <w:szCs w:val="28"/>
         </w:rPr>
         <w:t xml:space="preserve"> </w:t>
+      </w:r>
+      <w:r>
+        <w:rPr>
+          <w:noProof/>
+          <w:sz w:val="28"/>
+          <w:szCs w:val="28"/>
+        </w:rPr>
+        <w:drawing>
+          <wp:inline distT="0" distB="0" distL="0" distR="0" wp14:anchorId="1D6700AB" wp14:editId="52E2EED4">
+            <wp:extent cx="3700130" cy="2988818"/>
+            <wp:effectExtent l="0" t="0" r="0" b="2540"/>
+            <wp:docPr id="2113766306" name="Picture 1"/>
+            <wp:cNvGraphicFramePr>
+              <a:graphicFrameLocks xmlns:a="http://schemas.openxmlformats.org/drawingml/2006/main" noChangeAspect="1"/>
+            </wp:cNvGraphicFramePr>
+            <a:graphic xmlns:a="http://schemas.openxmlformats.org/drawingml/2006/main">
+              <a:graphicData uri="http://schemas.openxmlformats.org/drawingml/2006/picture">
+                <pic:pic xmlns:pic="http://schemas.openxmlformats.org/drawingml/2006/picture">
+                  <pic:nvPicPr>
+                    <pic:cNvPr id="2113766306" name="Picture 2113766306"/>
+                    <pic:cNvPicPr/>
+                  </pic:nvPicPr>
+                  <pic:blipFill>
+                    <a:blip r:embed="rId41">
+                      <a:extLst>
+                        <a:ext uri="{28A0092B-C50C-407E-A947-70E740481C1C}">
+                          <a14:useLocalDpi xmlns:a14="http://schemas.microsoft.com/office/drawing/2010/main" val="0"/>
+                        </a:ext>
+                      </a:extLst>
+                    </a:blip>
+                    <a:stretch>
+                      <a:fillRect/>
+                    </a:stretch>
+                  </pic:blipFill>
+                  <pic:spPr>
+                    <a:xfrm>
+                      <a:off x="0" y="0"/>
+                      <a:ext cx="3718881" cy="3003965"/>
+                    </a:xfrm>
+                    <a:prstGeom prst="rect">
+                      <a:avLst/>
+                    </a:prstGeom>
+                  </pic:spPr>
+                </pic:pic>
+              </a:graphicData>
+            </a:graphic>
+          </wp:inline>
+        </w:drawing>
       </w:r>
     </w:p>
     <w:p>
@@ -3958,7 +4093,7 @@
         <w:pStyle w:val="ListParagraph"/>
         <w:numPr>
           <w:ilvl w:val="0"/>
-          <w:numId w:val="8"/>
+          <w:numId w:val="9"/>
         </w:numPr>
         <w:rPr>
           <w:sz w:val="28"/>
@@ -3971,6 +4106,74 @@
           <w:szCs w:val="28"/>
         </w:rPr>
         <w:t>Insert all 25 movie records.</w:t>
+      </w:r>
+      <w:r>
+        <w:rPr>
+          <w:sz w:val="28"/>
+          <w:szCs w:val="28"/>
+        </w:rPr>
+        <w:t xml:space="preserve"> </w:t>
+      </w:r>
+    </w:p>
+    <w:p>
+      <w:pPr>
+        <w:rPr>
+          <w:sz w:val="28"/>
+          <w:szCs w:val="28"/>
+        </w:rPr>
+      </w:pPr>
+      <w:r>
+        <w:rPr>
+          <w:sz w:val="28"/>
+          <w:szCs w:val="28"/>
+        </w:rPr>
+        <w:tab/>
+      </w:r>
+      <w:r>
+        <w:rPr>
+          <w:noProof/>
+        </w:rPr>
+        <w:drawing>
+          <wp:inline distT="0" distB="0" distL="0" distR="0" wp14:anchorId="23722936" wp14:editId="682BCB7B">
+            <wp:extent cx="3221665" cy="3227578"/>
+            <wp:effectExtent l="0" t="0" r="0" b="0"/>
+            <wp:docPr id="1356253058" name="Picture 2"/>
+            <wp:cNvGraphicFramePr>
+              <a:graphicFrameLocks xmlns:a="http://schemas.openxmlformats.org/drawingml/2006/main" noChangeAspect="1"/>
+            </wp:cNvGraphicFramePr>
+            <a:graphic xmlns:a="http://schemas.openxmlformats.org/drawingml/2006/main">
+              <a:graphicData uri="http://schemas.openxmlformats.org/drawingml/2006/picture">
+                <pic:pic xmlns:pic="http://schemas.openxmlformats.org/drawingml/2006/picture">
+                  <pic:nvPicPr>
+                    <pic:cNvPr id="1356253058" name="Picture 1356253058"/>
+                    <pic:cNvPicPr/>
+                  </pic:nvPicPr>
+                  <pic:blipFill>
+                    <a:blip r:embed="rId42">
+                      <a:extLst>
+                        <a:ext uri="{28A0092B-C50C-407E-A947-70E740481C1C}">
+                          <a14:useLocalDpi xmlns:a14="http://schemas.microsoft.com/office/drawing/2010/main" val="0"/>
+                        </a:ext>
+                      </a:extLst>
+                    </a:blip>
+                    <a:stretch>
+                      <a:fillRect/>
+                    </a:stretch>
+                  </pic:blipFill>
+                  <pic:spPr>
+                    <a:xfrm>
+                      <a:off x="0" y="0"/>
+                      <a:ext cx="3247344" cy="3253304"/>
+                    </a:xfrm>
+                    <a:prstGeom prst="rect">
+                      <a:avLst/>
+                    </a:prstGeom>
+                  </pic:spPr>
+                </pic:pic>
+              </a:graphicData>
+            </a:graphic>
+          </wp:inline>
+        </w:drawing>
       </w:r>
     </w:p>
     <w:p>
@@ -3978,7 +4181,7 @@
         <w:pStyle w:val="ListParagraph"/>
         <w:numPr>
           <w:ilvl w:val="0"/>
-          <w:numId w:val="8"/>
+          <w:numId w:val="9"/>
         </w:numPr>
         <w:rPr>
           <w:sz w:val="28"/>
@@ -3990,6 +4193,7 @@
           <w:sz w:val="28"/>
           <w:szCs w:val="28"/>
         </w:rPr>
+        <w:lastRenderedPageBreak/>
         <w:t>Insert all 25 booking records.</w:t>
       </w:r>
       <w:r>
@@ -3999,6 +4203,74 @@
         </w:rPr>
         <w:t xml:space="preserve"> </w:t>
       </w:r>
+      <w:r>
+        <w:rPr>
+          <w:sz w:val="28"/>
+          <w:szCs w:val="28"/>
+        </w:rPr>
+        <w:t xml:space="preserve">  </w:t>
+      </w:r>
+    </w:p>
+    <w:p>
+      <w:pPr>
+        <w:rPr>
+          <w:sz w:val="28"/>
+          <w:szCs w:val="28"/>
+        </w:rPr>
+      </w:pPr>
+      <w:r>
+        <w:rPr>
+          <w:sz w:val="28"/>
+          <w:szCs w:val="28"/>
+        </w:rPr>
+        <w:tab/>
+      </w:r>
+      <w:r>
+        <w:rPr>
+          <w:noProof/>
+        </w:rPr>
+        <w:drawing>
+          <wp:inline distT="0" distB="0" distL="0" distR="0" wp14:anchorId="45923B15" wp14:editId="0E33562B">
+            <wp:extent cx="3402419" cy="4117916"/>
+            <wp:effectExtent l="0" t="0" r="7620" b="0"/>
+            <wp:docPr id="624944570" name="Picture 3"/>
+            <wp:cNvGraphicFramePr>
+              <a:graphicFrameLocks xmlns:a="http://schemas.openxmlformats.org/drawingml/2006/main" noChangeAspect="1"/>
+            </wp:cNvGraphicFramePr>
+            <a:graphic xmlns:a="http://schemas.openxmlformats.org/drawingml/2006/main">
+              <a:graphicData uri="http://schemas.openxmlformats.org/drawingml/2006/picture">
+                <pic:pic xmlns:pic="http://schemas.openxmlformats.org/drawingml/2006/picture">
+                  <pic:nvPicPr>
+                    <pic:cNvPr id="624944570" name="Picture 624944570"/>
+                    <pic:cNvPicPr/>
+                  </pic:nvPicPr>
+                  <pic:blipFill>
+                    <a:blip r:embed="rId43">
+                      <a:extLst>
+                        <a:ext uri="{28A0092B-C50C-407E-A947-70E740481C1C}">
+                          <a14:useLocalDpi xmlns:a14="http://schemas.microsoft.com/office/drawing/2010/main" val="0"/>
+                        </a:ext>
+                      </a:extLst>
+                    </a:blip>
+                    <a:stretch>
+                      <a:fillRect/>
+                    </a:stretch>
+                  </pic:blipFill>
+                  <pic:spPr>
+                    <a:xfrm>
+                      <a:off x="0" y="0"/>
+                      <a:ext cx="3428458" cy="4149430"/>
+                    </a:xfrm>
+                    <a:prstGeom prst="rect">
+                      <a:avLst/>
+                    </a:prstGeom>
+                  </pic:spPr>
+                </pic:pic>
+              </a:graphicData>
+            </a:graphic>
+          </wp:inline>
+        </w:drawing>
+      </w:r>
     </w:p>
     <w:p>
       <w:pPr>
@@ -4026,32 +4298,53 @@
     </w:p>
     <w:p>
       <w:pPr>
-        <w:rPr>
-          <w:sz w:val="28"/>
-          <w:szCs w:val="28"/>
-        </w:rPr>
-      </w:pPr>
-      <w:r>
-        <w:rPr>
-          <w:sz w:val="28"/>
-          <w:szCs w:val="28"/>
-        </w:rPr>
-        <w:t>a) Change the ticket price of War 2 from ₹380 to ₹400.</w:t>
-      </w:r>
-    </w:p>
-    <w:p>
-      <w:pPr>
-        <w:rPr>
-          <w:sz w:val="28"/>
-          <w:szCs w:val="28"/>
-        </w:rPr>
-      </w:pPr>
-      <w:r>
-        <w:rPr>
-          <w:sz w:val="28"/>
-          <w:szCs w:val="28"/>
-        </w:rPr>
-        <w:t>b) Update the genre of Housefull 5 from Comedy to Comedy Drama.</w:t>
+        <w:pStyle w:val="ListParagraph"/>
+        <w:numPr>
+          <w:ilvl w:val="0"/>
+          <w:numId w:val="10"/>
+        </w:numPr>
+        <w:rPr>
+          <w:sz w:val="28"/>
+          <w:szCs w:val="28"/>
+        </w:rPr>
+      </w:pPr>
+      <w:r>
+        <w:rPr>
+          <w:sz w:val="28"/>
+          <w:szCs w:val="28"/>
+        </w:rPr>
+        <w:t>Change the ticket price of War 2 from ₹380 to ₹400.</w:t>
+      </w:r>
+    </w:p>
+    <w:p>
+      <w:pPr>
+        <w:rPr>
+          <w:sz w:val="28"/>
+          <w:szCs w:val="28"/>
+        </w:rPr>
+      </w:pPr>
+      <w:r>
+        <w:rPr>
+          <w:sz w:val="28"/>
+          <w:szCs w:val="28"/>
+        </w:rPr>
+        <w:t xml:space="preserve">b) Update the genre of Housefull 5 from </w:t>
+      </w:r>
+      <w:proofErr w:type="gramStart"/>
+      <w:r>
+        <w:rPr>
+          <w:sz w:val="28"/>
+          <w:szCs w:val="28"/>
+        </w:rPr>
+        <w:t>Comedy to Comedy</w:t>
+      </w:r>
+      <w:proofErr w:type="gramEnd"/>
+      <w:r>
+        <w:rPr>
+          <w:sz w:val="28"/>
+          <w:szCs w:val="28"/>
+        </w:rPr>
+        <w:t xml:space="preserve"> Drama.</w:t>
       </w:r>
     </w:p>
     <w:p>
@@ -4115,6 +4408,63 @@
       </w:pPr>
       <w:r>
         <w:rPr>
+          <w:noProof/>
+          <w:sz w:val="28"/>
+          <w:szCs w:val="28"/>
+        </w:rPr>
+        <w:lastRenderedPageBreak/>
+        <w:drawing>
+          <wp:inline distT="0" distB="0" distL="0" distR="0" wp14:anchorId="084DC9EE" wp14:editId="714EA9F1">
+            <wp:extent cx="3317358" cy="4700980"/>
+            <wp:effectExtent l="0" t="0" r="0" b="4445"/>
+            <wp:docPr id="1094506128" name="Picture 4"/>
+            <wp:cNvGraphicFramePr>
+              <a:graphicFrameLocks xmlns:a="http://schemas.openxmlformats.org/drawingml/2006/main" noChangeAspect="1"/>
+            </wp:cNvGraphicFramePr>
+            <a:graphic xmlns:a="http://schemas.openxmlformats.org/drawingml/2006/main">
+              <a:graphicData uri="http://schemas.openxmlformats.org/drawingml/2006/picture">
+                <pic:pic xmlns:pic="http://schemas.openxmlformats.org/drawingml/2006/picture">
+                  <pic:nvPicPr>
+                    <pic:cNvPr id="1094506128" name="Picture 1094506128"/>
+                    <pic:cNvPicPr/>
+                  </pic:nvPicPr>
+                  <pic:blipFill>
+                    <a:blip r:embed="rId44">
+                      <a:extLst>
+                        <a:ext uri="{28A0092B-C50C-407E-A947-70E740481C1C}">
+                          <a14:useLocalDpi xmlns:a14="http://schemas.microsoft.com/office/drawing/2010/main" val="0"/>
+                        </a:ext>
+                      </a:extLst>
+                    </a:blip>
+                    <a:stretch>
+                      <a:fillRect/>
+                    </a:stretch>
+                  </pic:blipFill>
+                  <pic:spPr>
+                    <a:xfrm>
+                      <a:off x="0" y="0"/>
+                      <a:ext cx="3323116" cy="4709140"/>
+                    </a:xfrm>
+                    <a:prstGeom prst="rect">
+                      <a:avLst/>
+                    </a:prstGeom>
+                  </pic:spPr>
+                </pic:pic>
+              </a:graphicData>
+            </a:graphic>
+          </wp:inline>
+        </w:drawing>
+      </w:r>
+    </w:p>
+    <w:p>
+      <w:pPr>
+        <w:rPr>
+          <w:sz w:val="28"/>
+          <w:szCs w:val="28"/>
+        </w:rPr>
+      </w:pPr>
+      <w:r>
+        <w:rPr>
           <w:sz w:val="28"/>
           <w:szCs w:val="28"/>
         </w:rPr>
@@ -4123,17 +4473,78 @@
     </w:p>
     <w:p>
       <w:pPr>
-        <w:rPr>
-          <w:sz w:val="28"/>
-          <w:szCs w:val="28"/>
-        </w:rPr>
-      </w:pPr>
-      <w:r>
-        <w:rPr>
-          <w:sz w:val="28"/>
-          <w:szCs w:val="28"/>
-        </w:rPr>
-        <w:t>a) Delete Booking ID 525.</w:t>
+        <w:pStyle w:val="ListParagraph"/>
+        <w:numPr>
+          <w:ilvl w:val="0"/>
+          <w:numId w:val="12"/>
+        </w:numPr>
+        <w:rPr>
+          <w:sz w:val="28"/>
+          <w:szCs w:val="28"/>
+        </w:rPr>
+      </w:pPr>
+      <w:r>
+        <w:rPr>
+          <w:sz w:val="28"/>
+          <w:szCs w:val="28"/>
+        </w:rPr>
+        <w:t>Delete Booking ID 525.</w:t>
+      </w:r>
+    </w:p>
+    <w:p>
+      <w:pPr>
+        <w:rPr>
+          <w:sz w:val="28"/>
+          <w:szCs w:val="28"/>
+        </w:rPr>
+      </w:pPr>
+      <w:r>
+        <w:rPr>
+          <w:noProof/>
+          <w:sz w:val="28"/>
+          <w:szCs w:val="28"/>
+        </w:rPr>
+        <w:drawing>
+          <wp:inline distT="0" distB="0" distL="0" distR="0" wp14:anchorId="6CB523ED" wp14:editId="2D3C2916">
+            <wp:extent cx="3229426" cy="724001"/>
+            <wp:effectExtent l="0" t="0" r="9525" b="0"/>
+            <wp:docPr id="2002817508" name="Picture 9"/>
+            <wp:cNvGraphicFramePr>
+              <a:graphicFrameLocks xmlns:a="http://schemas.openxmlformats.org/drawingml/2006/main" noChangeAspect="1"/>
+            </wp:cNvGraphicFramePr>
+            <a:graphic xmlns:a="http://schemas.openxmlformats.org/drawingml/2006/main">
+              <a:graphicData uri="http://schemas.openxmlformats.org/drawingml/2006/picture">
+                <pic:pic xmlns:pic="http://schemas.openxmlformats.org/drawingml/2006/picture">
+                  <pic:nvPicPr>
+                    <pic:cNvPr id="2002817508" name="Picture 2002817508"/>
+                    <pic:cNvPicPr/>
+                  </pic:nvPicPr>
+                  <pic:blipFill>
+                    <a:blip r:embed="rId45">
+                      <a:extLst>
+                        <a:ext uri="{28A0092B-C50C-407E-A947-70E740481C1C}">
+                          <a14:useLocalDpi xmlns:a14="http://schemas.microsoft.com/office/drawing/2010/main" val="0"/>
+                        </a:ext>
+                      </a:extLst>
+                    </a:blip>
+                    <a:stretch>
+                      <a:fillRect/>
+                    </a:stretch>
+                  </pic:blipFill>
+                  <pic:spPr>
+                    <a:xfrm>
+                      <a:off x="0" y="0"/>
+                      <a:ext cx="3229426" cy="724001"/>
+                    </a:xfrm>
+                    <a:prstGeom prst="rect">
+                      <a:avLst/>
+                    </a:prstGeom>
+                  </pic:spPr>
+                </pic:pic>
+              </a:graphicData>
+            </a:graphic>
+          </wp:inline>
+        </w:drawing>
       </w:r>
     </w:p>
     <w:p>
@@ -4160,9 +4571,66 @@
       </w:pPr>
       <w:r>
         <w:rPr>
-          <w:sz w:val="28"/>
-          <w:szCs w:val="28"/>
-        </w:rPr>
+          <w:noProof/>
+          <w:sz w:val="28"/>
+          <w:szCs w:val="28"/>
+        </w:rPr>
+        <w:drawing>
+          <wp:inline distT="0" distB="0" distL="0" distR="0" wp14:anchorId="4067F96C" wp14:editId="01338091">
+            <wp:extent cx="3219899" cy="1286054"/>
+            <wp:effectExtent l="0" t="0" r="0" b="9525"/>
+            <wp:docPr id="686467208" name="Picture 8"/>
+            <wp:cNvGraphicFramePr>
+              <a:graphicFrameLocks xmlns:a="http://schemas.openxmlformats.org/drawingml/2006/main" noChangeAspect="1"/>
+            </wp:cNvGraphicFramePr>
+            <a:graphic xmlns:a="http://schemas.openxmlformats.org/drawingml/2006/main">
+              <a:graphicData uri="http://schemas.openxmlformats.org/drawingml/2006/picture">
+                <pic:pic xmlns:pic="http://schemas.openxmlformats.org/drawingml/2006/picture">
+                  <pic:nvPicPr>
+                    <pic:cNvPr id="686467208" name="Picture 686467208"/>
+                    <pic:cNvPicPr/>
+                  </pic:nvPicPr>
+                  <pic:blipFill>
+                    <a:blip r:embed="rId46">
+                      <a:extLst>
+                        <a:ext uri="{28A0092B-C50C-407E-A947-70E740481C1C}">
+                          <a14:useLocalDpi xmlns:a14="http://schemas.microsoft.com/office/drawing/2010/main" val="0"/>
+                        </a:ext>
+                      </a:extLst>
+                    </a:blip>
+                    <a:stretch>
+                      <a:fillRect/>
+                    </a:stretch>
+                  </pic:blipFill>
+                  <pic:spPr>
+                    <a:xfrm>
+                      <a:off x="0" y="0"/>
+                      <a:ext cx="3219899" cy="1286054"/>
+                    </a:xfrm>
+                    <a:prstGeom prst="rect">
+                      <a:avLst/>
+                    </a:prstGeom>
+                  </pic:spPr>
+                </pic:pic>
+              </a:graphicData>
+            </a:graphic>
+          </wp:inline>
+        </w:drawing>
+      </w:r>
+    </w:p>
+    <w:p>
+      <w:pPr>
+        <w:rPr>
+          <w:sz w:val="28"/>
+          <w:szCs w:val="28"/>
+        </w:rPr>
+      </w:pPr>
+      <w:r>
+        <w:rPr>
+          <w:sz w:val="28"/>
+          <w:szCs w:val="28"/>
+        </w:rPr>
+        <w:lastRenderedPageBreak/>
         <w:t>c) Delete the booking made by Vihaan Mehta.</w:t>
       </w:r>
     </w:p>
@@ -4175,10 +4643,138 @@
       </w:pPr>
       <w:r>
         <w:rPr>
-          <w:sz w:val="28"/>
-          <w:szCs w:val="28"/>
-        </w:rPr>
-        <w:t>d) Delete the movie Dragon.</w:t>
+          <w:noProof/>
+          <w:sz w:val="28"/>
+          <w:szCs w:val="28"/>
+        </w:rPr>
+        <w:drawing>
+          <wp:inline distT="0" distB="0" distL="0" distR="0" wp14:anchorId="3E808C61" wp14:editId="2A6F3021">
+            <wp:extent cx="3530009" cy="627557"/>
+            <wp:effectExtent l="0" t="0" r="0" b="1270"/>
+            <wp:docPr id="1382871950" name="Picture 7"/>
+            <wp:cNvGraphicFramePr>
+              <a:graphicFrameLocks xmlns:a="http://schemas.openxmlformats.org/drawingml/2006/main" noChangeAspect="1"/>
+            </wp:cNvGraphicFramePr>
+            <a:graphic xmlns:a="http://schemas.openxmlformats.org/drawingml/2006/main">
+              <a:graphicData uri="http://schemas.openxmlformats.org/drawingml/2006/picture">
+                <pic:pic xmlns:pic="http://schemas.openxmlformats.org/drawingml/2006/picture">
+                  <pic:nvPicPr>
+                    <pic:cNvPr id="1382871950" name="Picture 1382871950"/>
+                    <pic:cNvPicPr/>
+                  </pic:nvPicPr>
+                  <pic:blipFill>
+                    <a:blip r:embed="rId47">
+                      <a:extLst>
+                        <a:ext uri="{28A0092B-C50C-407E-A947-70E740481C1C}">
+                          <a14:useLocalDpi xmlns:a14="http://schemas.microsoft.com/office/drawing/2010/main" val="0"/>
+                        </a:ext>
+                      </a:extLst>
+                    </a:blip>
+                    <a:stretch>
+                      <a:fillRect/>
+                    </a:stretch>
+                  </pic:blipFill>
+                  <pic:spPr>
+                    <a:xfrm>
+                      <a:off x="0" y="0"/>
+                      <a:ext cx="3542084" cy="629704"/>
+                    </a:xfrm>
+                    <a:prstGeom prst="rect">
+                      <a:avLst/>
+                    </a:prstGeom>
+                  </pic:spPr>
+                </pic:pic>
+              </a:graphicData>
+            </a:graphic>
+          </wp:inline>
+        </w:drawing>
+      </w:r>
+    </w:p>
+    <w:p>
+      <w:pPr>
+        <w:rPr>
+          <w:sz w:val="28"/>
+          <w:szCs w:val="28"/>
+        </w:rPr>
+      </w:pPr>
+      <w:r>
+        <w:rPr>
+          <w:sz w:val="28"/>
+          <w:szCs w:val="28"/>
+        </w:rPr>
+        <w:t xml:space="preserve">d) Delete the </w:t>
+      </w:r>
+      <w:proofErr w:type="gramStart"/>
+      <w:r>
+        <w:rPr>
+          <w:sz w:val="28"/>
+          <w:szCs w:val="28"/>
+        </w:rPr>
+        <w:t>movie</w:t>
+      </w:r>
+      <w:proofErr w:type="gramEnd"/>
+      <w:r>
+        <w:rPr>
+          <w:sz w:val="28"/>
+          <w:szCs w:val="28"/>
+        </w:rPr>
+        <w:t xml:space="preserve"> Dragon.</w:t>
+      </w:r>
+    </w:p>
+    <w:p>
+      <w:pPr>
+        <w:rPr>
+          <w:sz w:val="28"/>
+          <w:szCs w:val="28"/>
+        </w:rPr>
+      </w:pPr>
+      <w:r>
+        <w:rPr>
+          <w:noProof/>
+          <w:sz w:val="28"/>
+          <w:szCs w:val="28"/>
+        </w:rPr>
+        <w:drawing>
+          <wp:inline distT="0" distB="0" distL="0" distR="0" wp14:anchorId="47331BF4" wp14:editId="6AD13676">
+            <wp:extent cx="2721935" cy="1093709"/>
+            <wp:effectExtent l="0" t="0" r="2540" b="0"/>
+            <wp:docPr id="342858469" name="Picture 6"/>
+            <wp:cNvGraphicFramePr>
+              <a:graphicFrameLocks xmlns:a="http://schemas.openxmlformats.org/drawingml/2006/main" noChangeAspect="1"/>
+            </wp:cNvGraphicFramePr>
+            <a:graphic xmlns:a="http://schemas.openxmlformats.org/drawingml/2006/main">
+              <a:graphicData uri="http://schemas.openxmlformats.org/drawingml/2006/picture">
+                <pic:pic xmlns:pic="http://schemas.openxmlformats.org/drawingml/2006/picture">
+                  <pic:nvPicPr>
+                    <pic:cNvPr id="342858469" name="Picture 342858469"/>
+                    <pic:cNvPicPr/>
+                  </pic:nvPicPr>
+                  <pic:blipFill>
+                    <a:blip r:embed="rId48">
+                      <a:extLst>
+                        <a:ext uri="{28A0092B-C50C-407E-A947-70E740481C1C}">
+                          <a14:useLocalDpi xmlns:a14="http://schemas.microsoft.com/office/drawing/2010/main" val="0"/>
+                        </a:ext>
+                      </a:extLst>
+                    </a:blip>
+                    <a:stretch>
+                      <a:fillRect/>
+                    </a:stretch>
+                  </pic:blipFill>
+                  <pic:spPr>
+                    <a:xfrm>
+                      <a:off x="0" y="0"/>
+                      <a:ext cx="2734058" cy="1098580"/>
+                    </a:xfrm>
+                    <a:prstGeom prst="rect">
+                      <a:avLst/>
+                    </a:prstGeom>
+                  </pic:spPr>
+                </pic:pic>
+              </a:graphicData>
+            </a:graphic>
+          </wp:inline>
+        </w:drawing>
       </w:r>
     </w:p>
     <w:p>
@@ -4205,6 +4801,62 @@
       </w:pPr>
       <w:r>
         <w:rPr>
+          <w:noProof/>
+          <w:sz w:val="28"/>
+          <w:szCs w:val="28"/>
+        </w:rPr>
+        <w:drawing>
+          <wp:inline distT="0" distB="0" distL="0" distR="0" wp14:anchorId="5D7DBD32" wp14:editId="28DCFEE5">
+            <wp:extent cx="3391786" cy="744966"/>
+            <wp:effectExtent l="0" t="0" r="0" b="0"/>
+            <wp:docPr id="559901575" name="Picture 5"/>
+            <wp:cNvGraphicFramePr>
+              <a:graphicFrameLocks xmlns:a="http://schemas.openxmlformats.org/drawingml/2006/main" noChangeAspect="1"/>
+            </wp:cNvGraphicFramePr>
+            <a:graphic xmlns:a="http://schemas.openxmlformats.org/drawingml/2006/main">
+              <a:graphicData uri="http://schemas.openxmlformats.org/drawingml/2006/picture">
+                <pic:pic xmlns:pic="http://schemas.openxmlformats.org/drawingml/2006/picture">
+                  <pic:nvPicPr>
+                    <pic:cNvPr id="559901575" name="Picture 559901575"/>
+                    <pic:cNvPicPr/>
+                  </pic:nvPicPr>
+                  <pic:blipFill>
+                    <a:blip r:embed="rId49">
+                      <a:extLst>
+                        <a:ext uri="{28A0092B-C50C-407E-A947-70E740481C1C}">
+                          <a14:useLocalDpi xmlns:a14="http://schemas.microsoft.com/office/drawing/2010/main" val="0"/>
+                        </a:ext>
+                      </a:extLst>
+                    </a:blip>
+                    <a:stretch>
+                      <a:fillRect/>
+                    </a:stretch>
+                  </pic:blipFill>
+                  <pic:spPr>
+                    <a:xfrm>
+                      <a:off x="0" y="0"/>
+                      <a:ext cx="3406317" cy="748157"/>
+                    </a:xfrm>
+                    <a:prstGeom prst="rect">
+                      <a:avLst/>
+                    </a:prstGeom>
+                  </pic:spPr>
+                </pic:pic>
+              </a:graphicData>
+            </a:graphic>
+          </wp:inline>
+        </w:drawing>
+      </w:r>
+    </w:p>
+    <w:p>
+      <w:pPr>
+        <w:rPr>
+          <w:sz w:val="28"/>
+          <w:szCs w:val="28"/>
+        </w:rPr>
+      </w:pPr>
+      <w:r>
+        <w:rPr>
           <w:sz w:val="28"/>
           <w:szCs w:val="28"/>
         </w:rPr>
@@ -4213,47 +4865,94 @@
     </w:p>
     <w:p>
       <w:pPr>
-        <w:rPr>
-          <w:sz w:val="28"/>
-          <w:szCs w:val="28"/>
-        </w:rPr>
-      </w:pPr>
-      <w:r>
-        <w:rPr>
-          <w:sz w:val="28"/>
-          <w:szCs w:val="28"/>
-        </w:rPr>
-        <w:t>a) Display the customer name along with the movie name they booked.</w:t>
-      </w:r>
-    </w:p>
-    <w:p>
-      <w:pPr>
-        <w:rPr>
-          <w:sz w:val="28"/>
-          <w:szCs w:val="28"/>
-        </w:rPr>
-      </w:pPr>
-      <w:r>
-        <w:rPr>
-          <w:sz w:val="28"/>
-          <w:szCs w:val="28"/>
-        </w:rPr>
-        <w:t>b) Display the customer name, movie language, and booking date.</w:t>
-      </w:r>
-    </w:p>
-    <w:p>
-      <w:pPr>
-        <w:rPr>
-          <w:sz w:val="28"/>
-          <w:szCs w:val="28"/>
-        </w:rPr>
-      </w:pPr>
-      <w:r>
-        <w:rPr>
-          <w:sz w:val="28"/>
-          <w:szCs w:val="28"/>
-        </w:rPr>
-        <w:t>c) Display the customer name, movie genre, and number of tickets booked.</w:t>
+        <w:pStyle w:val="ListParagraph"/>
+        <w:numPr>
+          <w:ilvl w:val="0"/>
+          <w:numId w:val="13"/>
+        </w:numPr>
+        <w:rPr>
+          <w:sz w:val="28"/>
+          <w:szCs w:val="28"/>
+        </w:rPr>
+      </w:pPr>
+      <w:r>
+        <w:rPr>
+          <w:sz w:val="28"/>
+          <w:szCs w:val="28"/>
+        </w:rPr>
+        <w:t xml:space="preserve">Display the </w:t>
+      </w:r>
+      <w:proofErr w:type="gramStart"/>
+      <w:r>
+        <w:rPr>
+          <w:sz w:val="28"/>
+          <w:szCs w:val="28"/>
+        </w:rPr>
+        <w:t>customer</w:t>
+      </w:r>
+      <w:proofErr w:type="gramEnd"/>
+      <w:r>
+        <w:rPr>
+          <w:sz w:val="28"/>
+          <w:szCs w:val="28"/>
+        </w:rPr>
+        <w:t xml:space="preserve"> name along with the movie name they booked.</w:t>
+      </w:r>
+    </w:p>
+    <w:p>
+      <w:pPr>
+        <w:rPr>
+          <w:sz w:val="28"/>
+          <w:szCs w:val="28"/>
+        </w:rPr>
+      </w:pPr>
+      <w:r>
+        <w:rPr>
+          <w:noProof/>
+          <w:sz w:val="28"/>
+          <w:szCs w:val="28"/>
+        </w:rPr>
+        <w:drawing>
+          <wp:inline distT="0" distB="0" distL="0" distR="0" wp14:anchorId="4BCBC6DC" wp14:editId="0C5A0CE8">
+            <wp:extent cx="2232837" cy="3475254"/>
+            <wp:effectExtent l="0" t="0" r="0" b="0"/>
+            <wp:docPr id="2139005334" name="Picture 14"/>
+            <wp:cNvGraphicFramePr>
+              <a:graphicFrameLocks xmlns:a="http://schemas.openxmlformats.org/drawingml/2006/main" noChangeAspect="1"/>
+            </wp:cNvGraphicFramePr>
+            <a:graphic xmlns:a="http://schemas.openxmlformats.org/drawingml/2006/main">
+              <a:graphicData uri="http://schemas.openxmlformats.org/drawingml/2006/picture">
+                <pic:pic xmlns:pic="http://schemas.openxmlformats.org/drawingml/2006/picture">
+                  <pic:nvPicPr>
+                    <pic:cNvPr id="2139005334" name="Picture 2139005334"/>
+                    <pic:cNvPicPr/>
+                  </pic:nvPicPr>
+                  <pic:blipFill>
+                    <a:blip r:embed="rId50">
+                      <a:extLst>
+                        <a:ext uri="{28A0092B-C50C-407E-A947-70E740481C1C}">
+                          <a14:useLocalDpi xmlns:a14="http://schemas.microsoft.com/office/drawing/2010/main" val="0"/>
+                        </a:ext>
+                      </a:extLst>
+                    </a:blip>
+                    <a:stretch>
+                      <a:fillRect/>
+                    </a:stretch>
+                  </pic:blipFill>
+                  <pic:spPr>
+                    <a:xfrm>
+                      <a:off x="0" y="0"/>
+                      <a:ext cx="2261285" cy="3519532"/>
+                    </a:xfrm>
+                    <a:prstGeom prst="rect">
+                      <a:avLst/>
+                    </a:prstGeom>
+                  </pic:spPr>
+                </pic:pic>
+              </a:graphicData>
+            </a:graphic>
+          </wp:inline>
+        </w:drawing>
       </w:r>
     </w:p>
     <w:p>
@@ -4269,6 +4968,181 @@
           <w:szCs w:val="28"/>
         </w:rPr>
         <w:lastRenderedPageBreak/>
+        <w:t xml:space="preserve">b) Display the </w:t>
+      </w:r>
+      <w:proofErr w:type="gramStart"/>
+      <w:r>
+        <w:rPr>
+          <w:sz w:val="28"/>
+          <w:szCs w:val="28"/>
+        </w:rPr>
+        <w:t>customer</w:t>
+      </w:r>
+      <w:proofErr w:type="gramEnd"/>
+      <w:r>
+        <w:rPr>
+          <w:sz w:val="28"/>
+          <w:szCs w:val="28"/>
+        </w:rPr>
+        <w:t xml:space="preserve"> name, movie language, and booking date.</w:t>
+      </w:r>
+    </w:p>
+    <w:p>
+      <w:pPr>
+        <w:rPr>
+          <w:sz w:val="28"/>
+          <w:szCs w:val="28"/>
+        </w:rPr>
+      </w:pPr>
+      <w:r>
+        <w:rPr>
+          <w:noProof/>
+          <w:sz w:val="28"/>
+          <w:szCs w:val="28"/>
+        </w:rPr>
+        <w:drawing>
+          <wp:inline distT="0" distB="0" distL="0" distR="0" wp14:anchorId="0D80BF01" wp14:editId="04A824B9">
+            <wp:extent cx="3413051" cy="4968063"/>
+            <wp:effectExtent l="0" t="0" r="0" b="4445"/>
+            <wp:docPr id="1510563220" name="Picture 13"/>
+            <wp:cNvGraphicFramePr>
+              <a:graphicFrameLocks xmlns:a="http://schemas.openxmlformats.org/drawingml/2006/main" noChangeAspect="1"/>
+            </wp:cNvGraphicFramePr>
+            <a:graphic xmlns:a="http://schemas.openxmlformats.org/drawingml/2006/main">
+              <a:graphicData uri="http://schemas.openxmlformats.org/drawingml/2006/picture">
+                <pic:pic xmlns:pic="http://schemas.openxmlformats.org/drawingml/2006/picture">
+                  <pic:nvPicPr>
+                    <pic:cNvPr id="1510563220" name="Picture 1510563220"/>
+                    <pic:cNvPicPr/>
+                  </pic:nvPicPr>
+                  <pic:blipFill>
+                    <a:blip r:embed="rId51">
+                      <a:extLst>
+                        <a:ext uri="{28A0092B-C50C-407E-A947-70E740481C1C}">
+                          <a14:useLocalDpi xmlns:a14="http://schemas.microsoft.com/office/drawing/2010/main" val="0"/>
+                        </a:ext>
+                      </a:extLst>
+                    </a:blip>
+                    <a:stretch>
+                      <a:fillRect/>
+                    </a:stretch>
+                  </pic:blipFill>
+                  <pic:spPr>
+                    <a:xfrm>
+                      <a:off x="0" y="0"/>
+                      <a:ext cx="3418586" cy="4976120"/>
+                    </a:xfrm>
+                    <a:prstGeom prst="rect">
+                      <a:avLst/>
+                    </a:prstGeom>
+                  </pic:spPr>
+                </pic:pic>
+              </a:graphicData>
+            </a:graphic>
+          </wp:inline>
+        </w:drawing>
+      </w:r>
+    </w:p>
+    <w:p>
+      <w:pPr>
+        <w:rPr>
+          <w:sz w:val="28"/>
+          <w:szCs w:val="28"/>
+        </w:rPr>
+      </w:pPr>
+      <w:r>
+        <w:rPr>
+          <w:sz w:val="28"/>
+          <w:szCs w:val="28"/>
+        </w:rPr>
+        <w:t xml:space="preserve">c) Display the </w:t>
+      </w:r>
+      <w:proofErr w:type="gramStart"/>
+      <w:r>
+        <w:rPr>
+          <w:sz w:val="28"/>
+          <w:szCs w:val="28"/>
+        </w:rPr>
+        <w:t>customer</w:t>
+      </w:r>
+      <w:proofErr w:type="gramEnd"/>
+      <w:r>
+        <w:rPr>
+          <w:sz w:val="28"/>
+          <w:szCs w:val="28"/>
+        </w:rPr>
+        <w:t xml:space="preserve"> name, movie genre, and number of tickets booked.</w:t>
+      </w:r>
+    </w:p>
+    <w:p>
+      <w:pPr>
+        <w:rPr>
+          <w:sz w:val="28"/>
+          <w:szCs w:val="28"/>
+        </w:rPr>
+      </w:pPr>
+      <w:r>
+        <w:rPr>
+          <w:noProof/>
+          <w:sz w:val="28"/>
+          <w:szCs w:val="28"/>
+        </w:rPr>
+        <w:lastRenderedPageBreak/>
+        <w:drawing>
+          <wp:inline distT="0" distB="0" distL="0" distR="0" wp14:anchorId="76B0942A" wp14:editId="580825C6">
+            <wp:extent cx="3955312" cy="4712383"/>
+            <wp:effectExtent l="0" t="0" r="7620" b="0"/>
+            <wp:docPr id="290568636" name="Picture 12"/>
+            <wp:cNvGraphicFramePr>
+              <a:graphicFrameLocks xmlns:a="http://schemas.openxmlformats.org/drawingml/2006/main" noChangeAspect="1"/>
+            </wp:cNvGraphicFramePr>
+            <a:graphic xmlns:a="http://schemas.openxmlformats.org/drawingml/2006/main">
+              <a:graphicData uri="http://schemas.openxmlformats.org/drawingml/2006/picture">
+                <pic:pic xmlns:pic="http://schemas.openxmlformats.org/drawingml/2006/picture">
+                  <pic:nvPicPr>
+                    <pic:cNvPr id="290568636" name="Picture 290568636"/>
+                    <pic:cNvPicPr/>
+                  </pic:nvPicPr>
+                  <pic:blipFill>
+                    <a:blip r:embed="rId52">
+                      <a:extLst>
+                        <a:ext uri="{28A0092B-C50C-407E-A947-70E740481C1C}">
+                          <a14:useLocalDpi xmlns:a14="http://schemas.microsoft.com/office/drawing/2010/main" val="0"/>
+                        </a:ext>
+                      </a:extLst>
+                    </a:blip>
+                    <a:stretch>
+                      <a:fillRect/>
+                    </a:stretch>
+                  </pic:blipFill>
+                  <pic:spPr>
+                    <a:xfrm>
+                      <a:off x="0" y="0"/>
+                      <a:ext cx="3961001" cy="4719161"/>
+                    </a:xfrm>
+                    <a:prstGeom prst="rect">
+                      <a:avLst/>
+                    </a:prstGeom>
+                  </pic:spPr>
+                </pic:pic>
+              </a:graphicData>
+            </a:graphic>
+          </wp:inline>
+        </w:drawing>
+      </w:r>
+    </w:p>
+    <w:p>
+      <w:pPr>
+        <w:rPr>
+          <w:sz w:val="28"/>
+          <w:szCs w:val="28"/>
+        </w:rPr>
+      </w:pPr>
+      <w:r>
+        <w:rPr>
+          <w:sz w:val="28"/>
+          <w:szCs w:val="28"/>
+        </w:rPr>
         <w:t>d) Display all customers who booked Hindi movies.</w:t>
       </w:r>
     </w:p>
@@ -4281,10 +5155,139 @@
       </w:pPr>
       <w:r>
         <w:rPr>
-          <w:sz w:val="28"/>
-          <w:szCs w:val="28"/>
-        </w:rPr>
-        <w:t>e) Display the customer name, movie name, and ticket price.</w:t>
+          <w:noProof/>
+          <w:sz w:val="28"/>
+          <w:szCs w:val="28"/>
+        </w:rPr>
+        <w:drawing>
+          <wp:inline distT="0" distB="0" distL="0" distR="0" wp14:anchorId="05A66902" wp14:editId="66B7CA5A">
+            <wp:extent cx="3572540" cy="2790568"/>
+            <wp:effectExtent l="0" t="0" r="8890" b="0"/>
+            <wp:docPr id="170020122" name="Picture 11"/>
+            <wp:cNvGraphicFramePr>
+              <a:graphicFrameLocks xmlns:a="http://schemas.openxmlformats.org/drawingml/2006/main" noChangeAspect="1"/>
+            </wp:cNvGraphicFramePr>
+            <a:graphic xmlns:a="http://schemas.openxmlformats.org/drawingml/2006/main">
+              <a:graphicData uri="http://schemas.openxmlformats.org/drawingml/2006/picture">
+                <pic:pic xmlns:pic="http://schemas.openxmlformats.org/drawingml/2006/picture">
+                  <pic:nvPicPr>
+                    <pic:cNvPr id="170020122" name="Picture 170020122"/>
+                    <pic:cNvPicPr/>
+                  </pic:nvPicPr>
+                  <pic:blipFill>
+                    <a:blip r:embed="rId53">
+                      <a:extLst>
+                        <a:ext uri="{28A0092B-C50C-407E-A947-70E740481C1C}">
+                          <a14:useLocalDpi xmlns:a14="http://schemas.microsoft.com/office/drawing/2010/main" val="0"/>
+                        </a:ext>
+                      </a:extLst>
+                    </a:blip>
+                    <a:stretch>
+                      <a:fillRect/>
+                    </a:stretch>
+                  </pic:blipFill>
+                  <pic:spPr>
+                    <a:xfrm>
+                      <a:off x="0" y="0"/>
+                      <a:ext cx="3578443" cy="2795179"/>
+                    </a:xfrm>
+                    <a:prstGeom prst="rect">
+                      <a:avLst/>
+                    </a:prstGeom>
+                  </pic:spPr>
+                </pic:pic>
+              </a:graphicData>
+            </a:graphic>
+          </wp:inline>
+        </w:drawing>
+      </w:r>
+    </w:p>
+    <w:p>
+      <w:pPr>
+        <w:rPr>
+          <w:sz w:val="28"/>
+          <w:szCs w:val="28"/>
+        </w:rPr>
+      </w:pPr>
+      <w:r>
+        <w:rPr>
+          <w:sz w:val="28"/>
+          <w:szCs w:val="28"/>
+        </w:rPr>
+        <w:lastRenderedPageBreak/>
+        <w:t xml:space="preserve">e) Display the </w:t>
+      </w:r>
+      <w:proofErr w:type="gramStart"/>
+      <w:r>
+        <w:rPr>
+          <w:sz w:val="28"/>
+          <w:szCs w:val="28"/>
+        </w:rPr>
+        <w:t>customer</w:t>
+      </w:r>
+      <w:proofErr w:type="gramEnd"/>
+      <w:r>
+        <w:rPr>
+          <w:sz w:val="28"/>
+          <w:szCs w:val="28"/>
+        </w:rPr>
+        <w:t xml:space="preserve"> name, movie name, and ticket price.</w:t>
+      </w:r>
+    </w:p>
+    <w:p>
+      <w:pPr>
+        <w:rPr>
+          <w:sz w:val="28"/>
+          <w:szCs w:val="28"/>
+        </w:rPr>
+      </w:pPr>
+      <w:r>
+        <w:rPr>
+          <w:noProof/>
+          <w:sz w:val="28"/>
+          <w:szCs w:val="28"/>
+        </w:rPr>
+        <w:drawing>
+          <wp:inline distT="0" distB="0" distL="0" distR="0" wp14:anchorId="0956C764" wp14:editId="73752BEC">
+            <wp:extent cx="3742660" cy="4744217"/>
+            <wp:effectExtent l="0" t="0" r="0" b="0"/>
+            <wp:docPr id="993688800" name="Picture 10"/>
+            <wp:cNvGraphicFramePr>
+              <a:graphicFrameLocks xmlns:a="http://schemas.openxmlformats.org/drawingml/2006/main" noChangeAspect="1"/>
+            </wp:cNvGraphicFramePr>
+            <a:graphic xmlns:a="http://schemas.openxmlformats.org/drawingml/2006/main">
+              <a:graphicData uri="http://schemas.openxmlformats.org/drawingml/2006/picture">
+                <pic:pic xmlns:pic="http://schemas.openxmlformats.org/drawingml/2006/picture">
+                  <pic:nvPicPr>
+                    <pic:cNvPr id="993688800" name="Picture 993688800"/>
+                    <pic:cNvPicPr/>
+                  </pic:nvPicPr>
+                  <pic:blipFill>
+                    <a:blip r:embed="rId54">
+                      <a:extLst>
+                        <a:ext uri="{28A0092B-C50C-407E-A947-70E740481C1C}">
+                          <a14:useLocalDpi xmlns:a14="http://schemas.microsoft.com/office/drawing/2010/main" val="0"/>
+                        </a:ext>
+                      </a:extLst>
+                    </a:blip>
+                    <a:stretch>
+                      <a:fillRect/>
+                    </a:stretch>
+                  </pic:blipFill>
+                  <pic:spPr>
+                    <a:xfrm>
+                      <a:off x="0" y="0"/>
+                      <a:ext cx="3751068" cy="4754875"/>
+                    </a:xfrm>
+                    <a:prstGeom prst="rect">
+                      <a:avLst/>
+                    </a:prstGeom>
+                  </pic:spPr>
+                </pic:pic>
+              </a:graphicData>
+            </a:graphic>
+          </wp:inline>
+        </w:drawing>
       </w:r>
     </w:p>
     <w:p>
@@ -4583,6 +5586,95 @@
     </w:lvl>
   </w:abstractNum>
   <w:abstractNum w:abstractNumId="3" w15:restartNumberingAfterBreak="0">
+    <w:nsid w:val="3A627CDE"/>
+    <w:multiLevelType w:val="hybridMultilevel"/>
+    <w:tmpl w:val="671AE9B8"/>
+    <w:lvl w:ilvl="0" w:tplc="04090017">
+      <w:start w:val="1"/>
+      <w:numFmt w:val="lowerLetter"/>
+      <w:lvlText w:val="%1)"/>
+      <w:lvlJc w:val="left"/>
+      <w:pPr>
+        <w:ind w:left="720" w:hanging="360"/>
+      </w:pPr>
+      <w:rPr>
+        <w:rFonts w:hint="default"/>
+      </w:rPr>
+    </w:lvl>
+    <w:lvl w:ilvl="1" w:tplc="04090019" w:tentative="1">
+      <w:start w:val="1"/>
+      <w:numFmt w:val="lowerLetter"/>
+      <w:lvlText w:val="%2."/>
+      <w:lvlJc w:val="left"/>
+      <w:pPr>
+        <w:ind w:left="1440" w:hanging="360"/>
+      </w:pPr>
+    </w:lvl>
+    <w:lvl w:ilvl="2" w:tplc="0409001B" w:tentative="1">
+      <w:start w:val="1"/>
+      <w:numFmt w:val="lowerRoman"/>
+      <w:lvlText w:val="%3."/>
+      <w:lvlJc w:val="right"/>
+      <w:pPr>
+        <w:ind w:left="2160" w:hanging="180"/>
+      </w:pPr>
+    </w:lvl>
+    <w:lvl w:ilvl="3" w:tplc="0409000F" w:tentative="1">
+      <w:start w:val="1"/>
+      <w:numFmt w:val="decimal"/>
+      <w:lvlText w:val="%4."/>
+      <w:lvlJc w:val="left"/>
+      <w:pPr>
+        <w:ind w:left="2880" w:hanging="360"/>
+      </w:pPr>
+    </w:lvl>
+    <w:lvl w:ilvl="4" w:tplc="04090019" w:tentative="1">
+      <w:start w:val="1"/>
+      <w:numFmt w:val="lowerLetter"/>
+      <w:lvlText w:val="%5."/>
+      <w:lvlJc w:val="left"/>
+      <w:pPr>
+        <w:ind w:left="3600" w:hanging="360"/>
+      </w:pPr>
+    </w:lvl>
+    <w:lvl w:ilvl="5" w:tplc="0409001B" w:tentative="1">
+      <w:start w:val="1"/>
+      <w:numFmt w:val="lowerRoman"/>
+      <w:lvlText w:val="%6."/>
+      <w:lvlJc w:val="right"/>
+      <w:pPr>
+        <w:ind w:left="4320" w:hanging="180"/>
+      </w:pPr>
+    </w:lvl>
+    <w:lvl w:ilvl="6" w:tplc="0409000F" w:tentative="1">
+      <w:start w:val="1"/>
+      <w:numFmt w:val="decimal"/>
+      <w:lvlText w:val="%7."/>
+      <w:lvlJc w:val="left"/>
+      <w:pPr>
+        <w:ind w:left="5040" w:hanging="360"/>
+      </w:pPr>
+    </w:lvl>
+    <w:lvl w:ilvl="7" w:tplc="04090019" w:tentative="1">
+      <w:start w:val="1"/>
+      <w:numFmt w:val="lowerLetter"/>
+      <w:lvlText w:val="%8."/>
+      <w:lvlJc w:val="left"/>
+      <w:pPr>
+        <w:ind w:left="5760" w:hanging="360"/>
+      </w:pPr>
+    </w:lvl>
+    <w:lvl w:ilvl="8" w:tplc="0409001B" w:tentative="1">
+      <w:start w:val="1"/>
+      <w:numFmt w:val="lowerRoman"/>
+      <w:lvlText w:val="%9."/>
+      <w:lvlJc w:val="right"/>
+      <w:pPr>
+        <w:ind w:left="6480" w:hanging="180"/>
+      </w:pPr>
+    </w:lvl>
+  </w:abstractNum>
+  <w:abstractNum w:abstractNumId="4" w15:restartNumberingAfterBreak="0">
     <w:nsid w:val="3D87372C"/>
     <w:multiLevelType w:val="hybridMultilevel"/>
     <w:tmpl w:val="291EDE7A"/>
@@ -4671,7 +5763,96 @@
       </w:pPr>
     </w:lvl>
   </w:abstractNum>
-  <w:abstractNum w:abstractNumId="4" w15:restartNumberingAfterBreak="0">
+  <w:abstractNum w:abstractNumId="5" w15:restartNumberingAfterBreak="0">
+    <w:nsid w:val="3DAC2C91"/>
+    <w:multiLevelType w:val="hybridMultilevel"/>
+    <w:tmpl w:val="5D4A5476"/>
+    <w:lvl w:ilvl="0" w:tplc="04090017">
+      <w:start w:val="1"/>
+      <w:numFmt w:val="lowerLetter"/>
+      <w:lvlText w:val="%1)"/>
+      <w:lvlJc w:val="left"/>
+      <w:pPr>
+        <w:ind w:left="720" w:hanging="360"/>
+      </w:pPr>
+      <w:rPr>
+        <w:rFonts w:hint="default"/>
+      </w:rPr>
+    </w:lvl>
+    <w:lvl w:ilvl="1" w:tplc="04090019" w:tentative="1">
+      <w:start w:val="1"/>
+      <w:numFmt w:val="lowerLetter"/>
+      <w:lvlText w:val="%2."/>
+      <w:lvlJc w:val="left"/>
+      <w:pPr>
+        <w:ind w:left="1440" w:hanging="360"/>
+      </w:pPr>
+    </w:lvl>
+    <w:lvl w:ilvl="2" w:tplc="0409001B" w:tentative="1">
+      <w:start w:val="1"/>
+      <w:numFmt w:val="lowerRoman"/>
+      <w:lvlText w:val="%3."/>
+      <w:lvlJc w:val="right"/>
+      <w:pPr>
+        <w:ind w:left="2160" w:hanging="180"/>
+      </w:pPr>
+    </w:lvl>
+    <w:lvl w:ilvl="3" w:tplc="0409000F" w:tentative="1">
+      <w:start w:val="1"/>
+      <w:numFmt w:val="decimal"/>
+      <w:lvlText w:val="%4."/>
+      <w:lvlJc w:val="left"/>
+      <w:pPr>
+        <w:ind w:left="2880" w:hanging="360"/>
+      </w:pPr>
+    </w:lvl>
+    <w:lvl w:ilvl="4" w:tplc="04090019" w:tentative="1">
+      <w:start w:val="1"/>
+      <w:numFmt w:val="lowerLetter"/>
+      <w:lvlText w:val="%5."/>
+      <w:lvlJc w:val="left"/>
+      <w:pPr>
+        <w:ind w:left="3600" w:hanging="360"/>
+      </w:pPr>
+    </w:lvl>
+    <w:lvl w:ilvl="5" w:tplc="0409001B" w:tentative="1">
+      <w:start w:val="1"/>
+      <w:numFmt w:val="lowerRoman"/>
+      <w:lvlText w:val="%6."/>
+      <w:lvlJc w:val="right"/>
+      <w:pPr>
+        <w:ind w:left="4320" w:hanging="180"/>
+      </w:pPr>
+    </w:lvl>
+    <w:lvl w:ilvl="6" w:tplc="0409000F" w:tentative="1">
+      <w:start w:val="1"/>
+      <w:numFmt w:val="decimal"/>
+      <w:lvlText w:val="%7."/>
+      <w:lvlJc w:val="left"/>
+      <w:pPr>
+        <w:ind w:left="5040" w:hanging="360"/>
+      </w:pPr>
+    </w:lvl>
+    <w:lvl w:ilvl="7" w:tplc="04090019" w:tentative="1">
+      <w:start w:val="1"/>
+      <w:numFmt w:val="lowerLetter"/>
+      <w:lvlText w:val="%8."/>
+      <w:lvlJc w:val="left"/>
+      <w:pPr>
+        <w:ind w:left="5760" w:hanging="360"/>
+      </w:pPr>
+    </w:lvl>
+    <w:lvl w:ilvl="8" w:tplc="0409001B" w:tentative="1">
+      <w:start w:val="1"/>
+      <w:numFmt w:val="lowerRoman"/>
+      <w:lvlText w:val="%9."/>
+      <w:lvlJc w:val="right"/>
+      <w:pPr>
+        <w:ind w:left="6480" w:hanging="180"/>
+      </w:pPr>
+    </w:lvl>
+  </w:abstractNum>
+  <w:abstractNum w:abstractNumId="6" w15:restartNumberingAfterBreak="0">
     <w:nsid w:val="3F11412C"/>
     <w:multiLevelType w:val="hybridMultilevel"/>
     <w:tmpl w:val="561A9E46"/>
@@ -4760,7 +5941,96 @@
       </w:pPr>
     </w:lvl>
   </w:abstractNum>
-  <w:abstractNum w:abstractNumId="5" w15:restartNumberingAfterBreak="0">
+  <w:abstractNum w:abstractNumId="7" w15:restartNumberingAfterBreak="0">
+    <w:nsid w:val="40943506"/>
+    <w:multiLevelType w:val="hybridMultilevel"/>
+    <w:tmpl w:val="2EA280D2"/>
+    <w:lvl w:ilvl="0" w:tplc="04090017">
+      <w:start w:val="1"/>
+      <w:numFmt w:val="lowerLetter"/>
+      <w:lvlText w:val="%1)"/>
+      <w:lvlJc w:val="left"/>
+      <w:pPr>
+        <w:ind w:left="720" w:hanging="360"/>
+      </w:pPr>
+      <w:rPr>
+        <w:rFonts w:hint="default"/>
+      </w:rPr>
+    </w:lvl>
+    <w:lvl w:ilvl="1" w:tplc="04090019" w:tentative="1">
+      <w:start w:val="1"/>
+      <w:numFmt w:val="lowerLetter"/>
+      <w:lvlText w:val="%2."/>
+      <w:lvlJc w:val="left"/>
+      <w:pPr>
+        <w:ind w:left="1440" w:hanging="360"/>
+      </w:pPr>
+    </w:lvl>
+    <w:lvl w:ilvl="2" w:tplc="0409001B" w:tentative="1">
+      <w:start w:val="1"/>
+      <w:numFmt w:val="lowerRoman"/>
+      <w:lvlText w:val="%3."/>
+      <w:lvlJc w:val="right"/>
+      <w:pPr>
+        <w:ind w:left="2160" w:hanging="180"/>
+      </w:pPr>
+    </w:lvl>
+    <w:lvl w:ilvl="3" w:tplc="0409000F" w:tentative="1">
+      <w:start w:val="1"/>
+      <w:numFmt w:val="decimal"/>
+      <w:lvlText w:val="%4."/>
+      <w:lvlJc w:val="left"/>
+      <w:pPr>
+        <w:ind w:left="2880" w:hanging="360"/>
+      </w:pPr>
+    </w:lvl>
+    <w:lvl w:ilvl="4" w:tplc="04090019" w:tentative="1">
+      <w:start w:val="1"/>
+      <w:numFmt w:val="lowerLetter"/>
+      <w:lvlText w:val="%5."/>
+      <w:lvlJc w:val="left"/>
+      <w:pPr>
+        <w:ind w:left="3600" w:hanging="360"/>
+      </w:pPr>
+    </w:lvl>
+    <w:lvl w:ilvl="5" w:tplc="0409001B" w:tentative="1">
+      <w:start w:val="1"/>
+      <w:numFmt w:val="lowerRoman"/>
+      <w:lvlText w:val="%6."/>
+      <w:lvlJc w:val="right"/>
+      <w:pPr>
+        <w:ind w:left="4320" w:hanging="180"/>
+      </w:pPr>
+    </w:lvl>
+    <w:lvl w:ilvl="6" w:tplc="0409000F" w:tentative="1">
+      <w:start w:val="1"/>
+      <w:numFmt w:val="decimal"/>
+      <w:lvlText w:val="%7."/>
+      <w:lvlJc w:val="left"/>
+      <w:pPr>
+        <w:ind w:left="5040" w:hanging="360"/>
+      </w:pPr>
+    </w:lvl>
+    <w:lvl w:ilvl="7" w:tplc="04090019" w:tentative="1">
+      <w:start w:val="1"/>
+      <w:numFmt w:val="lowerLetter"/>
+      <w:lvlText w:val="%8."/>
+      <w:lvlJc w:val="left"/>
+      <w:pPr>
+        <w:ind w:left="5760" w:hanging="360"/>
+      </w:pPr>
+    </w:lvl>
+    <w:lvl w:ilvl="8" w:tplc="0409001B" w:tentative="1">
+      <w:start w:val="1"/>
+      <w:numFmt w:val="lowerRoman"/>
+      <w:lvlText w:val="%9."/>
+      <w:lvlJc w:val="right"/>
+      <w:pPr>
+        <w:ind w:left="6480" w:hanging="180"/>
+      </w:pPr>
+    </w:lvl>
+  </w:abstractNum>
+  <w:abstractNum w:abstractNumId="8" w15:restartNumberingAfterBreak="0">
     <w:nsid w:val="53065AEC"/>
     <w:multiLevelType w:val="hybridMultilevel"/>
     <w:tmpl w:val="EAA44706"/>
@@ -4849,7 +6119,7 @@
       </w:pPr>
     </w:lvl>
   </w:abstractNum>
-  <w:abstractNum w:abstractNumId="6" w15:restartNumberingAfterBreak="0">
+  <w:abstractNum w:abstractNumId="9" w15:restartNumberingAfterBreak="0">
     <w:nsid w:val="567E6518"/>
     <w:multiLevelType w:val="hybridMultilevel"/>
     <w:tmpl w:val="082A90E6"/>
@@ -4938,7 +6208,96 @@
       </w:pPr>
     </w:lvl>
   </w:abstractNum>
-  <w:abstractNum w:abstractNumId="7" w15:restartNumberingAfterBreak="0">
+  <w:abstractNum w:abstractNumId="10" w15:restartNumberingAfterBreak="0">
+    <w:nsid w:val="64CD4A9F"/>
+    <w:multiLevelType w:val="hybridMultilevel"/>
+    <w:tmpl w:val="CDB07AB0"/>
+    <w:lvl w:ilvl="0" w:tplc="04090017">
+      <w:start w:val="1"/>
+      <w:numFmt w:val="lowerLetter"/>
+      <w:lvlText w:val="%1)"/>
+      <w:lvlJc w:val="left"/>
+      <w:pPr>
+        <w:ind w:left="720" w:hanging="360"/>
+      </w:pPr>
+      <w:rPr>
+        <w:rFonts w:hint="default"/>
+      </w:rPr>
+    </w:lvl>
+    <w:lvl w:ilvl="1" w:tplc="04090019" w:tentative="1">
+      <w:start w:val="1"/>
+      <w:numFmt w:val="lowerLetter"/>
+      <w:lvlText w:val="%2."/>
+      <w:lvlJc w:val="left"/>
+      <w:pPr>
+        <w:ind w:left="1440" w:hanging="360"/>
+      </w:pPr>
+    </w:lvl>
+    <w:lvl w:ilvl="2" w:tplc="0409001B" w:tentative="1">
+      <w:start w:val="1"/>
+      <w:numFmt w:val="lowerRoman"/>
+      <w:lvlText w:val="%3."/>
+      <w:lvlJc w:val="right"/>
+      <w:pPr>
+        <w:ind w:left="2160" w:hanging="180"/>
+      </w:pPr>
+    </w:lvl>
+    <w:lvl w:ilvl="3" w:tplc="0409000F" w:tentative="1">
+      <w:start w:val="1"/>
+      <w:numFmt w:val="decimal"/>
+      <w:lvlText w:val="%4."/>
+      <w:lvlJc w:val="left"/>
+      <w:pPr>
+        <w:ind w:left="2880" w:hanging="360"/>
+      </w:pPr>
+    </w:lvl>
+    <w:lvl w:ilvl="4" w:tplc="04090019" w:tentative="1">
+      <w:start w:val="1"/>
+      <w:numFmt w:val="lowerLetter"/>
+      <w:lvlText w:val="%5."/>
+      <w:lvlJc w:val="left"/>
+      <w:pPr>
+        <w:ind w:left="3600" w:hanging="360"/>
+      </w:pPr>
+    </w:lvl>
+    <w:lvl w:ilvl="5" w:tplc="0409001B" w:tentative="1">
+      <w:start w:val="1"/>
+      <w:numFmt w:val="lowerRoman"/>
+      <w:lvlText w:val="%6."/>
+      <w:lvlJc w:val="right"/>
+      <w:pPr>
+        <w:ind w:left="4320" w:hanging="180"/>
+      </w:pPr>
+    </w:lvl>
+    <w:lvl w:ilvl="6" w:tplc="0409000F" w:tentative="1">
+      <w:start w:val="1"/>
+      <w:numFmt w:val="decimal"/>
+      <w:lvlText w:val="%7."/>
+      <w:lvlJc w:val="left"/>
+      <w:pPr>
+        <w:ind w:left="5040" w:hanging="360"/>
+      </w:pPr>
+    </w:lvl>
+    <w:lvl w:ilvl="7" w:tplc="04090019" w:tentative="1">
+      <w:start w:val="1"/>
+      <w:numFmt w:val="lowerLetter"/>
+      <w:lvlText w:val="%8."/>
+      <w:lvlJc w:val="left"/>
+      <w:pPr>
+        <w:ind w:left="5760" w:hanging="360"/>
+      </w:pPr>
+    </w:lvl>
+    <w:lvl w:ilvl="8" w:tplc="0409001B" w:tentative="1">
+      <w:start w:val="1"/>
+      <w:numFmt w:val="lowerRoman"/>
+      <w:lvlText w:val="%9."/>
+      <w:lvlJc w:val="right"/>
+      <w:pPr>
+        <w:ind w:left="6480" w:hanging="180"/>
+      </w:pPr>
+    </w:lvl>
+  </w:abstractNum>
+  <w:abstractNum w:abstractNumId="11" w15:restartNumberingAfterBreak="0">
     <w:nsid w:val="78577B6F"/>
     <w:multiLevelType w:val="hybridMultilevel"/>
     <w:tmpl w:val="7BB6813A"/>
@@ -5027,29 +6386,133 @@
       </w:pPr>
     </w:lvl>
   </w:abstractNum>
+  <w:abstractNum w:abstractNumId="12" w15:restartNumberingAfterBreak="0">
+    <w:nsid w:val="7D556AC4"/>
+    <w:multiLevelType w:val="hybridMultilevel"/>
+    <w:tmpl w:val="EBEE96CC"/>
+    <w:lvl w:ilvl="0" w:tplc="04090017">
+      <w:start w:val="1"/>
+      <w:numFmt w:val="lowerLetter"/>
+      <w:lvlText w:val="%1)"/>
+      <w:lvlJc w:val="left"/>
+      <w:pPr>
+        <w:ind w:left="720" w:hanging="360"/>
+      </w:pPr>
+      <w:rPr>
+        <w:rFonts w:hint="default"/>
+      </w:rPr>
+    </w:lvl>
+    <w:lvl w:ilvl="1" w:tplc="04090019" w:tentative="1">
+      <w:start w:val="1"/>
+      <w:numFmt w:val="lowerLetter"/>
+      <w:lvlText w:val="%2."/>
+      <w:lvlJc w:val="left"/>
+      <w:pPr>
+        <w:ind w:left="1440" w:hanging="360"/>
+      </w:pPr>
+    </w:lvl>
+    <w:lvl w:ilvl="2" w:tplc="0409001B" w:tentative="1">
+      <w:start w:val="1"/>
+      <w:numFmt w:val="lowerRoman"/>
+      <w:lvlText w:val="%3."/>
+      <w:lvlJc w:val="right"/>
+      <w:pPr>
+        <w:ind w:left="2160" w:hanging="180"/>
+      </w:pPr>
+    </w:lvl>
+    <w:lvl w:ilvl="3" w:tplc="0409000F" w:tentative="1">
+      <w:start w:val="1"/>
+      <w:numFmt w:val="decimal"/>
+      <w:lvlText w:val="%4."/>
+      <w:lvlJc w:val="left"/>
+      <w:pPr>
+        <w:ind w:left="2880" w:hanging="360"/>
+      </w:pPr>
+    </w:lvl>
+    <w:lvl w:ilvl="4" w:tplc="04090019" w:tentative="1">
+      <w:start w:val="1"/>
+      <w:numFmt w:val="lowerLetter"/>
+      <w:lvlText w:val="%5."/>
+      <w:lvlJc w:val="left"/>
+      <w:pPr>
+        <w:ind w:left="3600" w:hanging="360"/>
+      </w:pPr>
+    </w:lvl>
+    <w:lvl w:ilvl="5" w:tplc="0409001B" w:tentative="1">
+      <w:start w:val="1"/>
+      <w:numFmt w:val="lowerRoman"/>
+      <w:lvlText w:val="%6."/>
+      <w:lvlJc w:val="right"/>
+      <w:pPr>
+        <w:ind w:left="4320" w:hanging="180"/>
+      </w:pPr>
+    </w:lvl>
+    <w:lvl w:ilvl="6" w:tplc="0409000F" w:tentative="1">
+      <w:start w:val="1"/>
+      <w:numFmt w:val="decimal"/>
+      <w:lvlText w:val="%7."/>
+      <w:lvlJc w:val="left"/>
+      <w:pPr>
+        <w:ind w:left="5040" w:hanging="360"/>
+      </w:pPr>
+    </w:lvl>
+    <w:lvl w:ilvl="7" w:tplc="04090019" w:tentative="1">
+      <w:start w:val="1"/>
+      <w:numFmt w:val="lowerLetter"/>
+      <w:lvlText w:val="%8."/>
+      <w:lvlJc w:val="left"/>
+      <w:pPr>
+        <w:ind w:left="5760" w:hanging="360"/>
+      </w:pPr>
+    </w:lvl>
+    <w:lvl w:ilvl="8" w:tplc="0409001B" w:tentative="1">
+      <w:start w:val="1"/>
+      <w:numFmt w:val="lowerRoman"/>
+      <w:lvlText w:val="%9."/>
+      <w:lvlJc w:val="right"/>
+      <w:pPr>
+        <w:ind w:left="6480" w:hanging="180"/>
+      </w:pPr>
+    </w:lvl>
+  </w:abstractNum>
   <w:num w:numId="1" w16cid:durableId="1869029488">
-    <w:abstractNumId w:val="3"/>
+    <w:abstractNumId w:val="4"/>
   </w:num>
   <w:num w:numId="2" w16cid:durableId="2140219484">
     <w:abstractNumId w:val="2"/>
   </w:num>
   <w:num w:numId="3" w16cid:durableId="1235551915">
-    <w:abstractNumId w:val="5"/>
+    <w:abstractNumId w:val="8"/>
   </w:num>
   <w:num w:numId="4" w16cid:durableId="1117530112">
-    <w:abstractNumId w:val="7"/>
+    <w:abstractNumId w:val="11"/>
   </w:num>
   <w:num w:numId="5" w16cid:durableId="1224876521">
     <w:abstractNumId w:val="0"/>
   </w:num>
   <w:num w:numId="6" w16cid:durableId="119543816">
-    <w:abstractNumId w:val="4"/>
+    <w:abstractNumId w:val="6"/>
   </w:num>
   <w:num w:numId="7" w16cid:durableId="1842348854">
     <w:abstractNumId w:val="1"/>
   </w:num>
   <w:num w:numId="8" w16cid:durableId="1130856116">
-    <w:abstractNumId w:val="6"/>
+    <w:abstractNumId w:val="9"/>
+  </w:num>
+  <w:num w:numId="9" w16cid:durableId="1777821595">
+    <w:abstractNumId w:val="10"/>
+  </w:num>
+  <w:num w:numId="10" w16cid:durableId="8141455">
+    <w:abstractNumId w:val="3"/>
+  </w:num>
+  <w:num w:numId="11" w16cid:durableId="95368946">
+    <w:abstractNumId w:val="5"/>
+  </w:num>
+  <w:num w:numId="12" w16cid:durableId="416288798">
+    <w:abstractNumId w:val="12"/>
+  </w:num>
+  <w:num w:numId="13" w16cid:durableId="1170832756">
+    <w:abstractNumId w:val="7"/>
   </w:num>
 </w:numbering>
 </file>
